--- a/汇报PPT/汉英双语青少年的词汇发展——基于汉英词汇联想网络的研究+王鑫.docx
+++ b/汇报PPT/汉英双语青少年的词汇发展——基于汉英词汇联想网络的研究+王鑫.docx
@@ -37,16 +37,24 @@
         <w:rPr>
           <w:rFonts w:ascii="仿宋" w:hAnsi="仿宋" w:eastAsia="仿宋"/>
           <w:sz w:val="24"/>
+          <w:u w:val="single"/>
         </w:rPr>
-        <w:t xml:space="preserve">张萍　</w:t>
+        <w:t>王鑫</w:t>
       </w:r>
       <w:r>
         <w:rPr>
           <w:rFonts w:ascii="仿宋" w:hAnsi="仿宋" w:eastAsia="仿宋"/>
           <w:sz w:val="24"/>
-          <w:u w:val="single"/>
         </w:rPr>
-        <w:t>王鑫</w:t>
+        <w:t xml:space="preserve">　张萍</w:t>
+      </w:r>
+      <w:r>
+        <w:rPr>
+          <w:rFonts w:ascii="仿宋" w:hAnsi="仿宋" w:eastAsia="仿宋"/>
+          <w:sz w:val="24"/>
+          <w:vertAlign w:val="superscript"/>
+        </w:rPr>
+        <w:t>*</w:t>
       </w:r>
     </w:p>
     <w:p>
@@ -68,16 +76,27 @@
       <w:r>
         <w:rPr>
           <w:rFonts w:ascii="仿宋" w:hAnsi="仿宋" w:eastAsia="仿宋"/>
-          <w:sz w:val="21"/>
+          <w:sz w:val="18"/>
         </w:rPr>
-        <w:t>Email: wxdanodano@hotmail.com</w:t>
+        <w:t>*通讯作者</w:t>
+      </w:r>
+    </w:p>
+    <w:p>
+      <w:pPr>
+        <w:jc w:val="center"/>
+      </w:pPr>
+      <w:r>
+        <w:rPr>
+          <w:rFonts w:ascii="仿宋" w:hAnsi="仿宋" w:eastAsia="仿宋"/>
+          <w:sz w:val="19"/>
+        </w:rPr>
+        <w:t>Email：wxdanodano@hotmail.com（王鑫，发言人）；blacrosezhang@suda.edu.cn（张萍，通讯作者）</w:t>
       </w:r>
     </w:p>
     <w:p/>
     <w:p>
       <w:pPr>
         <w:spacing w:line="360" w:lineRule="auto"/>
-        <w:ind w:firstLine="0"/>
         <w:jc w:val="both"/>
       </w:pPr>
       <w:r>
